--- a/docs/planning/etc/화면설계서.docx
+++ b/docs/planning/etc/화면설계서.docx
@@ -447,7 +447,7 @@
               <w:rPr>
                 <w:sz w:val="23"/>
               </w:rPr>
-              <w:t>2026. 7. 23.</w:t>
+              <w:t>2026. 8. 11.</w:t>
             </w:r>
           </w:p>
         </w:tc>
@@ -949,7 +949,7 @@
                 <w:rFonts w:ascii="Consolas" w:eastAsia="Consolas" w:hAnsi="Consolas" w:cs="Consolas"/>
                 <w:sz w:val="16"/>
               </w:rPr>
-              <w:t>CONS-01~03</w:t>
+              <w:t>CONS-01~04</w:t>
             </w:r>
           </w:p>
         </w:tc>
@@ -1320,7 +1320,7 @@
                 <w:sz w:val="16"/>
                 <w:lang w:eastAsia="ko-KR"/>
               </w:rPr>
-              <w:t>고객 6개, 상담사 3개, 방문기사 3개</w:t>
+              <w:t>고객 6개, 상담사 4개, 방문기사 3개</w:t>
             </w:r>
           </w:p>
         </w:tc>
@@ -2819,6 +2819,102 @@
                 <w:lang w:eastAsia="ko-KR"/>
               </w:rPr>
               <w:t>방문 필요 결정과 가상 기사·일정 등록</w:t>
+            </w:r>
+          </w:p>
+        </w:tc>
+      </w:tr>
+      <w:tr>
+        <w:trPr>
+          <w:cantSplit/>
+        </w:trPr>
+        <w:tc>
+          <w:tcPr>
+            <w:tcW w:w="1400" w:type="dxa"/>
+            <w:vAlign w:val="center"/>
+          </w:tcPr>
+          <w:p>
+            <w:pPr>
+              <w:spacing w:after="0" w:line="276" w:lineRule="auto"/>
+            </w:pPr>
+            <w:r>
+              <w:rPr>
+                <w:rFonts w:ascii="Consolas" w:eastAsia="Consolas" w:hAnsi="Consolas" w:cs="Consolas"/>
+                <w:sz w:val="16"/>
+              </w:rPr>
+              <w:t>CONS-04</w:t>
+            </w:r>
+          </w:p>
+        </w:tc>
+        <w:tc>
+          <w:tcPr>
+            <w:tcW w:w="2500" w:type="dxa"/>
+            <w:vAlign w:val="center"/>
+          </w:tcPr>
+          <w:p>
+            <w:pPr>
+              <w:spacing w:after="0" w:line="276" w:lineRule="auto"/>
+            </w:pPr>
+            <w:r>
+              <w:rPr>
+                <w:sz w:val="16"/>
+              </w:rPr>
+              <w:t>전화 문의 등록</w:t>
+            </w:r>
+          </w:p>
+        </w:tc>
+        <w:tc>
+          <w:tcPr>
+            <w:tcW w:w="1250" w:type="dxa"/>
+            <w:vAlign w:val="center"/>
+          </w:tcPr>
+          <w:p>
+            <w:pPr>
+              <w:spacing w:after="0" w:line="276" w:lineRule="auto"/>
+            </w:pPr>
+            <w:r>
+              <w:rPr>
+                <w:sz w:val="16"/>
+              </w:rPr>
+              <w:t>상담사</w:t>
+            </w:r>
+          </w:p>
+        </w:tc>
+        <w:tc>
+          <w:tcPr>
+            <w:tcW w:w="850" w:type="dxa"/>
+            <w:vAlign w:val="center"/>
+          </w:tcPr>
+          <w:p>
+            <w:pPr>
+              <w:spacing w:after="0" w:line="276" w:lineRule="auto"/>
+            </w:pPr>
+            <w:r>
+              <w:rPr>
+                <w:rFonts w:ascii="Consolas" w:eastAsia="Consolas" w:hAnsi="Consolas" w:cs="Consolas"/>
+                <w:sz w:val="16"/>
+              </w:rPr>
+              <w:t>P0</w:t>
+            </w:r>
+          </w:p>
+        </w:tc>
+        <w:tc>
+          <w:tcPr>
+            <w:tcW w:w="4200" w:type="dxa"/>
+            <w:vAlign w:val="center"/>
+          </w:tcPr>
+          <w:p>
+            <w:pPr>
+              <w:spacing w:after="0" w:line="276" w:lineRule="auto"/>
+              <w:rPr>
+                <w:lang w:eastAsia="ko-KR"/>
+              </w:rPr>
+            </w:pPr>
+            <w:r>
+              <w:rPr>
+                <w:sz w:val="16"/>
+                <w:lang w:eastAsia="ko-KR"/>
+              </w:rPr>
+              <w:t>기존 구독 고객을 검색·선택하고 전화 상담 내용을 등록</w:t>
             </w:r>
           </w:p>
         </w:tc>
@@ -3487,7 +3583,9 @@
                 <w:rFonts w:ascii="Consolas" w:eastAsia="Consolas" w:hAnsi="Consolas" w:cs="Consolas"/>
                 <w:sz w:val="16"/>
               </w:rPr>
-              <w:t>CONS-01 → CONS-02 → 방문 필요 시 CONS-03</w:t>
+              <w:t>앱 문의: CONS-01 → CONS-02 → 방문 필요 시 CONS-03</w:t>
+              <w:br/>
+              <w:t>전화 문의: CONS-01 → CONS-04 → CONS-02</w:t>
             </w:r>
           </w:p>
         </w:tc>
@@ -4496,6 +4594,77 @@
         </w:tc>
       </w:tr>
       <w:tr>
+        <w:trPr>
+          <w:cnfStyle w:val="000000100000" w:firstRow="0" w:lastRow="0" w:firstColumn="0" w:lastColumn="0" w:oddVBand="0" w:evenVBand="0" w:oddHBand="1" w:evenHBand="0" w:firstRowFirstColumn="0" w:firstRowLastColumn="0" w:lastRowFirstColumn="0" w:lastRowLastColumn="0"/>
+        </w:trPr>
+        <w:tc>
+          <w:tcPr>
+            <w:cnfStyle w:val="001000000000" w:firstRow="0" w:lastRow="0" w:firstColumn="1" w:lastColumn="0" w:oddVBand="0" w:evenVBand="0" w:oddHBand="0" w:evenHBand="0" w:firstRowFirstColumn="0" w:firstRowLastColumn="0" w:lastRowFirstColumn="0" w:lastRowLastColumn="0"/>
+            <w:tcW w:w="1101" w:type="dxa"/>
+            <w:hideMark/>
+          </w:tcPr>
+          <w:p>
+            <w:pPr>
+              <w:rPr>
+                <w:color w:val="1F4E79"/>
+                <w:lang w:eastAsia="ko-KR"/>
+              </w:rPr>
+            </w:pPr>
+            <w:r>
+              <w:rPr>
+                <w:color w:val="1F4E79"/>
+                <w:lang w:eastAsia="ko-KR"/>
+              </w:rPr>
+              <w:t>CONS-04</w:t>
+            </w:r>
+          </w:p>
+        </w:tc>
+        <w:tc>
+          <w:tcPr>
+            <w:tcW w:w="2067" w:type="dxa"/>
+            <w:hideMark/>
+          </w:tcPr>
+          <w:p>
+            <w:pPr>
+              <w:cnfStyle w:val="000000100000" w:firstRow="0" w:lastRow="0" w:firstColumn="0" w:lastColumn="0" w:oddVBand="0" w:evenVBand="0" w:oddHBand="1" w:evenHBand="0" w:firstRowFirstColumn="0" w:firstRowLastColumn="0" w:lastRowFirstColumn="0" w:lastRowLastColumn="0"/>
+              <w:rPr>
+                <w:color w:val="1F4E79"/>
+                <w:lang w:eastAsia="ko-KR"/>
+              </w:rPr>
+            </w:pPr>
+            <w:r>
+              <w:rPr>
+                <w:color w:val="1F4E79"/>
+                <w:lang w:eastAsia="ko-KR"/>
+              </w:rPr>
+              <w:t>전화 문의 등록</w:t>
+            </w:r>
+          </w:p>
+        </w:tc>
+        <w:tc>
+          <w:tcPr>
+            <w:tcW w:w="0" w:type="auto"/>
+            <w:hideMark/>
+          </w:tcPr>
+          <w:p>
+            <w:pPr>
+              <w:cnfStyle w:val="000000100000" w:firstRow="0" w:lastRow="0" w:firstColumn="0" w:lastColumn="0" w:oddVBand="0" w:evenVBand="0" w:oddHBand="1" w:evenHBand="0" w:firstRowFirstColumn="0" w:firstRowLastColumn="0" w:lastRowFirstColumn="0" w:lastRowLastColumn="0"/>
+              <w:rPr>
+                <w:color w:val="1F4E79"/>
+                <w:lang w:eastAsia="ko-KR"/>
+              </w:rPr>
+            </w:pPr>
+            <w:r>
+              <w:rPr>
+                <w:color w:val="1F4E79"/>
+                <w:lang w:eastAsia="ko-KR"/>
+              </w:rPr>
+              <w:t>상담사가 앱을 거치지 않은 기존 구독 고객의 전화 문의를 직접 등록하려는 경우</w:t>
+            </w:r>
+          </w:p>
+        </w:tc>
+      </w:tr>
+      <w:tr>
         <w:tc>
           <w:tcPr>
             <w:cnfStyle w:val="001000000000" w:firstRow="0" w:lastRow="0" w:firstColumn="1" w:lastColumn="0" w:oddVBand="0" w:evenVBand="0" w:oddHBand="0" w:evenHBand="0" w:firstRowFirstColumn="0" w:firstRowLastColumn="0" w:lastRowFirstColumn="0" w:lastRowLastColumn="0"/>
@@ -6702,48 +6871,7 @@
           <w:sz w:val="23"/>
           <w:szCs w:val="23"/>
         </w:rPr>
-        <w:lastRenderedPageBreak/>
-        <w:t xml:space="preserve">4.3 </w:t>
-      </w:r>
-      <w:proofErr w:type="spellStart"/>
-      <w:r>
-        <w:rPr>
-          <w:b/>
-          <w:bCs/>
-          <w:sz w:val="23"/>
-          <w:szCs w:val="23"/>
-        </w:rPr>
-        <w:t>상담사</w:t>
-      </w:r>
-      <w:proofErr w:type="spellEnd"/>
-      <w:r>
-        <w:rPr>
-          <w:b/>
-          <w:bCs/>
-          <w:sz w:val="23"/>
-          <w:szCs w:val="23"/>
-        </w:rPr>
-        <w:t xml:space="preserve"> </w:t>
-      </w:r>
-      <w:proofErr w:type="spellStart"/>
-      <w:r>
-        <w:rPr>
-          <w:b/>
-          <w:bCs/>
-          <w:sz w:val="23"/>
-          <w:szCs w:val="23"/>
-        </w:rPr>
-        <w:t>화면</w:t>
-      </w:r>
-      <w:proofErr w:type="spellEnd"/>
-      <w:r>
-        <w:rPr>
-          <w:b/>
-          <w:bCs/>
-          <w:sz w:val="23"/>
-          <w:szCs w:val="23"/>
-        </w:rPr>
-        <w:t xml:space="preserve"> CONS-01~03</w:t>
+        <w:t>4.3 상담사 화면 CONS-01~04</w:t>
       </w:r>
     </w:p>
     <w:tbl>
@@ -7548,6 +7676,117 @@
                 <w:lang w:eastAsia="ko-KR"/>
               </w:rPr>
               <w:t xml:space="preserve"> 상담사</w:t>
+            </w:r>
+          </w:p>
+        </w:tc>
+      </w:tr>
+      <w:tr>
+        <w:trPr>
+          <w:cantSplit/>
+        </w:trPr>
+        <w:tc>
+          <w:tcPr>
+            <w:tcW w:w="1550" w:type="dxa"/>
+            <w:vAlign w:val="center"/>
+          </w:tcPr>
+          <w:p>
+            <w:pPr>
+              <w:spacing w:after="0" w:line="276" w:lineRule="auto"/>
+              <w:rPr>
+                <w:lang w:eastAsia="ko-KR"/>
+              </w:rPr>
+            </w:pPr>
+            <w:r>
+              <w:rPr>
+                <w:rFonts w:cs="Consolas"/>
+                <w:sz w:val="16"/>
+                <w:lang w:eastAsia="ko-KR"/>
+              </w:rPr>
+              <w:t>CONS-04 / 전화 문의 등록</w:t>
+            </w:r>
+          </w:p>
+        </w:tc>
+        <w:tc>
+          <w:tcPr>
+            <w:tcW w:w="1650" w:type="dxa"/>
+            <w:vAlign w:val="center"/>
+          </w:tcPr>
+          <w:p>
+            <w:pPr>
+              <w:spacing w:after="0" w:line="276" w:lineRule="auto"/>
+              <w:rPr>
+                <w:lang w:eastAsia="ko-KR"/>
+              </w:rPr>
+            </w:pPr>
+            <w:r>
+              <w:rPr>
+                <w:sz w:val="16"/>
+                <w:lang w:eastAsia="ko-KR"/>
+              </w:rPr>
+              <w:t>기존 구독 고객을 찾아 전화 문의를 빠르게 등록</w:t>
+            </w:r>
+          </w:p>
+        </w:tc>
+        <w:tc>
+          <w:tcPr>
+            <w:tcW w:w="3324" w:type="dxa"/>
+            <w:vAlign w:val="center"/>
+          </w:tcPr>
+          <w:p>
+            <w:pPr>
+              <w:spacing w:after="0" w:line="276" w:lineRule="auto"/>
+              <w:rPr>
+                <w:lang w:eastAsia="ko-KR"/>
+              </w:rPr>
+            </w:pPr>
+            <w:r>
+              <w:rPr>
+                <w:b/>
+                <w:bCs/>
+                <w:sz w:val="16"/>
+                <w:lang w:eastAsia="ko-KR"/>
+              </w:rPr>
+              <w:t>표시: 고객·활성 구독 검색 후보, 선택 고객·제품 요약</w:t>
+              <w:br/>
+              <w:t>입력·수정: 고객명 또는 연락처 일부, 문의명·내용·증상·긴급도</w:t>
+            </w:r>
+          </w:p>
+        </w:tc>
+        <w:tc>
+          <w:tcPr>
+            <w:tcW w:w="1576" w:type="dxa"/>
+            <w:vAlign w:val="center"/>
+          </w:tcPr>
+          <w:p>
+            <w:pPr>
+              <w:spacing w:after="0" w:line="276" w:lineRule="auto"/>
+            </w:pPr>
+            <w:r>
+              <w:rPr>
+                <w:sz w:val="16"/>
+              </w:rPr>
+              <w:t>고객 선택·전화 문의 등록 → CONS-02</w:t>
+            </w:r>
+          </w:p>
+        </w:tc>
+        <w:tc>
+          <w:tcPr>
+            <w:tcW w:w="2100" w:type="dxa"/>
+            <w:vAlign w:val="center"/>
+          </w:tcPr>
+          <w:p>
+            <w:pPr>
+              <w:spacing w:after="0" w:line="276" w:lineRule="auto"/>
+              <w:rPr>
+                <w:lang w:eastAsia="ko-KR"/>
+              </w:rPr>
+            </w:pPr>
+            <w:r>
+              <w:rPr>
+                <w:sz w:val="16"/>
+                <w:lang w:eastAsia="ko-KR"/>
+              </w:rPr>
+              <w:t>검색 결과 없음, 조회 실패, 고객 미선택, 복수 구독 / 상담사</w:t>
             </w:r>
           </w:p>
         </w:tc>
@@ -11388,7 +11627,508 @@
           <w:szCs w:val="23"/>
           <w:lang w:eastAsia="ko-KR"/>
         </w:rPr>
-        <w:t>6.4 TECH-02 방문 상세·사전 점검 리포트</w:t>
+        <w:t>6.4 CONS-04 전화 문의 등록</w:t>
+      </w:r>
+    </w:p>
+    <w:p>
+      <w:pPr>
+        <w:pStyle w:val="a0"/>
+        <w:spacing w:after="30" w:line="252" w:lineRule="auto"/>
+        <w:rPr>
+          <w:lang w:eastAsia="ko-KR"/>
+        </w:rPr>
+      </w:pPr>
+      <w:r>
+        <w:rPr>
+          <w:sz w:val="17"/>
+          <w:lang w:eastAsia="ko-KR"/>
+        </w:rPr>
+        <w:t>고객 검색: 고객명 또는 연락처 일부 입력, 입력 후 자동으로 후보 표시</w:t>
+      </w:r>
+    </w:p>
+    <w:p>
+      <w:pPr>
+        <w:pStyle w:val="a0"/>
+        <w:spacing w:after="30" w:line="252" w:lineRule="auto"/>
+        <w:rPr>
+          <w:lang w:eastAsia="ko-KR"/>
+        </w:rPr>
+      </w:pPr>
+      <w:r>
+        <w:rPr>
+          <w:sz w:val="17"/>
+          <w:lang w:eastAsia="ko-KR"/>
+        </w:rPr>
+        <w:t>후보 선택: 기존 고객·활성 구독 후보에서 문의 고객 선택</w:t>
+      </w:r>
+    </w:p>
+    <w:p>
+      <w:pPr>
+        <w:pStyle w:val="a0"/>
+        <w:spacing w:after="30" w:line="252" w:lineRule="auto"/>
+        <w:rPr>
+          <w:lang w:eastAsia="ko-KR"/>
+        </w:rPr>
+      </w:pPr>
+      <w:r>
+        <w:rPr>
+          <w:sz w:val="17"/>
+          <w:lang w:eastAsia="ko-KR"/>
+        </w:rPr>
+        <w:t>자동 채움: 고객명, 연락처, 구독 제품·모델 정보를 읽기 전용으로 표시</w:t>
+      </w:r>
+    </w:p>
+    <w:p>
+      <w:pPr>
+        <w:pStyle w:val="a0"/>
+        <w:spacing w:after="30" w:line="252" w:lineRule="auto"/>
+        <w:rPr>
+          <w:lang w:eastAsia="ko-KR"/>
+        </w:rPr>
+      </w:pPr>
+      <w:r>
+        <w:rPr>
+          <w:sz w:val="17"/>
+          <w:lang w:eastAsia="ko-KR"/>
+        </w:rPr>
+        <w:t>문의 입력: 문의명, 문의 내용, 증상 분류, 긴급도</w:t>
+      </w:r>
+    </w:p>
+    <w:p>
+      <w:pPr>
+        <w:pStyle w:val="a0"/>
+        <w:spacing w:after="30" w:line="252" w:lineRule="auto"/>
+        <w:rPr>
+          <w:lang w:eastAsia="ko-KR"/>
+        </w:rPr>
+      </w:pPr>
+      <w:r>
+        <w:rPr>
+          <w:sz w:val="17"/>
+          <w:lang w:eastAsia="ko-KR"/>
+        </w:rPr>
+        <w:t>주요 행동: 다른 고객 선택, 전화 문의 등록 후 상담 기록 계속</w:t>
+      </w:r>
+    </w:p>
+    <w:p>
+      <w:pPr>
+        <w:pStyle w:val="a0"/>
+        <w:spacing w:after="30" w:line="252" w:lineRule="auto"/>
+        <w:rPr>
+          <w:lang w:eastAsia="ko-KR"/>
+        </w:rPr>
+      </w:pPr>
+      <w:r>
+        <w:rPr>
+          <w:sz w:val="17"/>
+          <w:lang w:eastAsia="ko-KR"/>
+        </w:rPr>
+        <w:t>대표 예외: 검색 결과 없음, 조회 실패, 고객 미선택, 복수 활성 구독</w:t>
+      </w:r>
+    </w:p>
+    <w:tbl>
+      <w:tblPr>
+        <w:tblStyle w:val="af9"/>
+        <w:tblW w:w="10200" w:type="dxa"/>
+        <w:tblBorders>
+          <w:top w:val="single" w:sz="4" w:space="0" w:color="B8C6D1"/>
+          <w:left w:val="single" w:sz="4" w:space="0" w:color="B8C6D1"/>
+          <w:bottom w:val="single" w:sz="4" w:space="0" w:color="B8C6D1"/>
+          <w:right w:val="single" w:sz="4" w:space="0" w:color="B8C6D1"/>
+          <w:insideH w:val="single" w:sz="4" w:space="0" w:color="B8C6D1"/>
+          <w:insideV w:val="single" w:sz="4" w:space="0" w:color="B8C6D1"/>
+        </w:tblBorders>
+        <w:tblLayout w:type="fixed"/>
+        <w:tblCellMar>
+          <w:top w:w="95" w:type="dxa"/>
+          <w:left w:w="145" w:type="dxa"/>
+          <w:bottom w:w="95" w:type="dxa"/>
+          <w:right w:w="145" w:type="dxa"/>
+        </w:tblCellMar>
+        <w:tblLook w:val="04A0" w:firstRow="1" w:lastRow="0" w:firstColumn="1" w:lastColumn="0" w:noHBand="0" w:noVBand="1"/>
+      </w:tblPr>
+      <w:tblGrid>
+        <w:gridCol w:w="2250"/>
+        <w:gridCol w:w="7950"/>
+      </w:tblGrid>
+      <w:tr>
+        <w:trPr>
+          <w:cantSplit/>
+          <w:tblHeader/>
+        </w:trPr>
+        <w:tc>
+          <w:tcPr>
+            <w:tcW w:w="2250" w:type="dxa"/>
+            <w:shd w:val="clear" w:color="auto" w:fill="2F6FC3"/>
+            <w:vAlign w:val="center"/>
+          </w:tcPr>
+          <w:p>
+            <w:pPr>
+              <w:spacing w:after="0" w:line="276" w:lineRule="auto"/>
+              <w:jc w:val="center"/>
+            </w:pPr>
+            <w:r>
+              <w:rPr>
+                <w:b/>
+                <w:color w:val="FFFFFF"/>
+                <w:sz w:val="17"/>
+              </w:rPr>
+              <w:t>화면 영역</w:t>
+            </w:r>
+          </w:p>
+        </w:tc>
+        <w:tc>
+          <w:tcPr>
+            <w:tcW w:w="7950" w:type="dxa"/>
+            <w:shd w:val="clear" w:color="auto" w:fill="2F6FC3"/>
+            <w:vAlign w:val="center"/>
+          </w:tcPr>
+          <w:p>
+            <w:pPr>
+              <w:spacing w:after="0" w:line="276" w:lineRule="auto"/>
+              <w:jc w:val="center"/>
+            </w:pPr>
+            <w:r>
+              <w:rPr>
+                <w:b/>
+                <w:color w:val="FFFFFF"/>
+                <w:sz w:val="17"/>
+              </w:rPr>
+              <w:t>표시 내용</w:t>
+            </w:r>
+          </w:p>
+        </w:tc>
+      </w:tr>
+      <w:tr>
+        <w:trPr>
+          <w:cantSplit/>
+        </w:trPr>
+        <w:tc>
+          <w:tcPr>
+            <w:tcW w:w="2250" w:type="dxa"/>
+            <w:vAlign w:val="center"/>
+          </w:tcPr>
+          <w:p>
+            <w:pPr>
+              <w:spacing w:after="0" w:line="276" w:lineRule="auto"/>
+            </w:pPr>
+            <w:r>
+              <w:rPr>
+                <w:sz w:val="17"/>
+              </w:rPr>
+              <w:t>처리 단계</w:t>
+            </w:r>
+          </w:p>
+        </w:tc>
+        <w:tc>
+          <w:tcPr>
+            <w:tcW w:w="7950" w:type="dxa"/>
+            <w:vAlign w:val="center"/>
+          </w:tcPr>
+          <w:p>
+            <w:pPr>
+              <w:spacing w:after="0" w:line="276" w:lineRule="auto"/>
+              <w:rPr>
+                <w:lang w:eastAsia="ko-KR"/>
+              </w:rPr>
+            </w:pPr>
+            <w:r>
+              <w:rPr>
+                <w:sz w:val="17"/>
+                <w:lang w:eastAsia="ko-KR"/>
+              </w:rPr>
+              <w:t>전화 문의 등록 · 고객 선택 후 문의 내용을 입력</w:t>
+            </w:r>
+          </w:p>
+        </w:tc>
+      </w:tr>
+      <w:tr>
+        <w:trPr>
+          <w:cantSplit/>
+        </w:trPr>
+        <w:tc>
+          <w:tcPr>
+            <w:tcW w:w="2250" w:type="dxa"/>
+            <w:vAlign w:val="center"/>
+          </w:tcPr>
+          <w:p>
+            <w:pPr>
+              <w:spacing w:after="0" w:line="276" w:lineRule="auto"/>
+            </w:pPr>
+            <w:r>
+              <w:rPr>
+                <w:sz w:val="17"/>
+              </w:rPr>
+              <w:t>고객 검색</w:t>
+            </w:r>
+          </w:p>
+        </w:tc>
+        <w:tc>
+          <w:tcPr>
+            <w:tcW w:w="7950" w:type="dxa"/>
+            <w:vAlign w:val="center"/>
+          </w:tcPr>
+          <w:p>
+            <w:pPr>
+              <w:spacing w:after="0" w:line="276" w:lineRule="auto"/>
+              <w:rPr>
+                <w:lang w:eastAsia="ko-KR"/>
+              </w:rPr>
+            </w:pPr>
+            <w:r>
+              <w:rPr>
+                <w:sz w:val="17"/>
+                <w:lang w:eastAsia="ko-KR"/>
+              </w:rPr>
+              <w:t>고객명 또는 연락처 일부 입력 · 자동완성 후보 패널</w:t>
+            </w:r>
+          </w:p>
+        </w:tc>
+      </w:tr>
+      <w:tr>
+        <w:trPr>
+          <w:cantSplit/>
+        </w:trPr>
+        <w:tc>
+          <w:tcPr>
+            <w:tcW w:w="2250" w:type="dxa"/>
+            <w:vAlign w:val="center"/>
+          </w:tcPr>
+          <w:p>
+            <w:pPr>
+              <w:spacing w:after="0" w:line="276" w:lineRule="auto"/>
+            </w:pPr>
+            <w:r>
+              <w:rPr>
+                <w:sz w:val="17"/>
+              </w:rPr>
+              <w:t>검색 후보</w:t>
+            </w:r>
+          </w:p>
+        </w:tc>
+        <w:tc>
+          <w:tcPr>
+            <w:tcW w:w="7950" w:type="dxa"/>
+            <w:vAlign w:val="center"/>
+          </w:tcPr>
+          <w:p>
+            <w:pPr>
+              <w:spacing w:after="0" w:line="276" w:lineRule="auto"/>
+              <w:rPr>
+                <w:lang w:eastAsia="ko-KR"/>
+              </w:rPr>
+            </w:pPr>
+            <w:r>
+              <w:rPr>
+                <w:sz w:val="17"/>
+                <w:lang w:eastAsia="ko-KR"/>
+              </w:rPr>
+              <w:t>고객 표시명 / 마스킹 연락처 / 활성 구독 제품·모델 / 구독 상태</w:t>
+            </w:r>
+          </w:p>
+        </w:tc>
+      </w:tr>
+      <w:tr>
+        <w:trPr>
+          <w:cantSplit/>
+        </w:trPr>
+        <w:tc>
+          <w:tcPr>
+            <w:tcW w:w="2250" w:type="dxa"/>
+            <w:vAlign w:val="center"/>
+          </w:tcPr>
+          <w:p>
+            <w:pPr>
+              <w:spacing w:after="0" w:line="276" w:lineRule="auto"/>
+            </w:pPr>
+            <w:r>
+              <w:rPr>
+                <w:sz w:val="17"/>
+              </w:rPr>
+              <w:t>선택 고객</w:t>
+            </w:r>
+          </w:p>
+        </w:tc>
+        <w:tc>
+          <w:tcPr>
+            <w:tcW w:w="7950" w:type="dxa"/>
+            <w:vAlign w:val="center"/>
+          </w:tcPr>
+          <w:p>
+            <w:pPr>
+              <w:spacing w:after="0" w:line="276" w:lineRule="auto"/>
+              <w:rPr>
+                <w:lang w:eastAsia="ko-KR"/>
+              </w:rPr>
+            </w:pPr>
+            <w:r>
+              <w:rPr>
+                <w:sz w:val="17"/>
+                <w:lang w:eastAsia="ko-KR"/>
+              </w:rPr>
+              <w:t>고객·연락처·구독·제품 자동 채움 / 다른 고객 선택</w:t>
+            </w:r>
+          </w:p>
+        </w:tc>
+      </w:tr>
+      <w:tr>
+        <w:trPr>
+          <w:cantSplit/>
+        </w:trPr>
+        <w:tc>
+          <w:tcPr>
+            <w:tcW w:w="2250" w:type="dxa"/>
+            <w:vAlign w:val="center"/>
+          </w:tcPr>
+          <w:p>
+            <w:pPr>
+              <w:spacing w:after="0" w:line="276" w:lineRule="auto"/>
+            </w:pPr>
+            <w:r>
+              <w:rPr>
+                <w:sz w:val="17"/>
+              </w:rPr>
+              <w:t>문의 입력</w:t>
+            </w:r>
+          </w:p>
+        </w:tc>
+        <w:tc>
+          <w:tcPr>
+            <w:tcW w:w="7950" w:type="dxa"/>
+            <w:vAlign w:val="center"/>
+          </w:tcPr>
+          <w:p>
+            <w:pPr>
+              <w:spacing w:after="0" w:line="276" w:lineRule="auto"/>
+              <w:rPr>
+                <w:lang w:eastAsia="ko-KR"/>
+              </w:rPr>
+            </w:pPr>
+            <w:r>
+              <w:rPr>
+                <w:sz w:val="17"/>
+                <w:lang w:eastAsia="ko-KR"/>
+              </w:rPr>
+              <w:t>문의명 / 문의 내용 / 증상 분류 / 긴급도 / 문의 채널: 전화</w:t>
+            </w:r>
+          </w:p>
+        </w:tc>
+      </w:tr>
+      <w:tr>
+        <w:trPr>
+          <w:cantSplit/>
+        </w:trPr>
+        <w:tc>
+          <w:tcPr>
+            <w:tcW w:w="2250" w:type="dxa"/>
+            <w:vAlign w:val="center"/>
+          </w:tcPr>
+          <w:p>
+            <w:pPr>
+              <w:spacing w:after="0" w:line="276" w:lineRule="auto"/>
+            </w:pPr>
+            <w:r>
+              <w:rPr>
+                <w:sz w:val="17"/>
+              </w:rPr>
+              <w:t>예외 안내</w:t>
+            </w:r>
+          </w:p>
+        </w:tc>
+        <w:tc>
+          <w:tcPr>
+            <w:tcW w:w="7950" w:type="dxa"/>
+            <w:vAlign w:val="center"/>
+          </w:tcPr>
+          <w:p>
+            <w:pPr>
+              <w:spacing w:after="0" w:line="276" w:lineRule="auto"/>
+              <w:rPr>
+                <w:lang w:eastAsia="ko-KR"/>
+              </w:rPr>
+            </w:pPr>
+            <w:r>
+              <w:rPr>
+                <w:sz w:val="17"/>
+                <w:lang w:eastAsia="ko-KR"/>
+              </w:rPr>
+              <w:t>검색 중 / 결과 없음 / 조회 실패 / 고객 미선택 / 복수 구독</w:t>
+            </w:r>
+          </w:p>
+        </w:tc>
+      </w:tr>
+      <w:tr>
+        <w:trPr>
+          <w:cantSplit/>
+        </w:trPr>
+        <w:tc>
+          <w:tcPr>
+            <w:tcW w:w="2250" w:type="dxa"/>
+            <w:vAlign w:val="center"/>
+          </w:tcPr>
+          <w:p>
+            <w:pPr>
+              <w:spacing w:after="0" w:line="276" w:lineRule="auto"/>
+            </w:pPr>
+            <w:r>
+              <w:rPr>
+                <w:sz w:val="17"/>
+              </w:rPr>
+              <w:t>주요 행동</w:t>
+            </w:r>
+          </w:p>
+        </w:tc>
+        <w:tc>
+          <w:tcPr>
+            <w:tcW w:w="7950" w:type="dxa"/>
+            <w:vAlign w:val="center"/>
+          </w:tcPr>
+          <w:p>
+            <w:pPr>
+              <w:spacing w:after="0" w:line="276" w:lineRule="auto"/>
+              <w:rPr>
+                <w:lang w:eastAsia="ko-KR"/>
+              </w:rPr>
+            </w:pPr>
+            <w:r>
+              <w:rPr>
+                <w:sz w:val="17"/>
+                <w:lang w:eastAsia="ko-KR"/>
+              </w:rPr>
+              <w:t>고객 선택 | 전화 문의 등록 | CONS-02에서 상담 기록 계속</w:t>
+            </w:r>
+          </w:p>
+        </w:tc>
+      </w:tr>
+    </w:tbl>
+    <w:p>
+      <w:pPr>
+        <w:spacing w:after="0"/>
+        <w:rPr>
+          <w:lang w:eastAsia="ko-KR"/>
+        </w:rPr>
+      </w:pPr>
+      <w:r/>
+    </w:p>
+    <w:p>
+      <w:pPr>
+        <w:rPr>
+          <w:b/>
+          <w:bCs/>
+          <w:sz w:val="23"/>
+          <w:szCs w:val="23"/>
+          <w:lang w:eastAsia="ko-KR"/>
+        </w:rPr>
+      </w:pPr>
+      <w:r>
+        <w:rPr>
+          <w:b/>
+          <w:bCs/>
+          <w:sz w:val="23"/>
+          <w:szCs w:val="23"/>
+          <w:lang w:eastAsia="ko-KR"/>
+        </w:rPr>
+        <w:t>6.5 TECH-02 방문 상세·사전 점검 리포트</w:t>
       </w:r>
     </w:p>
     <w:p>
@@ -12232,40 +12972,7 @@
           <w:szCs w:val="23"/>
           <w:lang w:eastAsia="ko-KR"/>
         </w:rPr>
-        <w:lastRenderedPageBreak/>
-        <w:t>6.</w:t>
-      </w:r>
-      <w:r>
-        <w:rPr>
-          <w:rFonts w:hint="eastAsia"/>
-          <w:b/>
-          <w:bCs/>
-          <w:sz w:val="23"/>
-          <w:szCs w:val="23"/>
-          <w:lang w:eastAsia="ko-KR"/>
-        </w:rPr>
-        <w:t>5</w:t>
-      </w:r>
-      <w:r>
-        <w:rPr>
-          <w:b/>
-          <w:bCs/>
-          <w:sz w:val="23"/>
-          <w:szCs w:val="23"/>
-          <w:lang w:eastAsia="ko-KR"/>
-        </w:rPr>
-        <w:t xml:space="preserve"> </w:t>
-      </w:r>
-      <w:r>
-        <w:rPr>
-          <w:rFonts w:hint="eastAsia"/>
-          <w:b/>
-          <w:bCs/>
-          <w:sz w:val="23"/>
-          <w:szCs w:val="23"/>
-          <w:lang w:eastAsia="ko-KR"/>
-        </w:rPr>
-        <w:t>CUST-04 → CONS-02 → TECH-02 화면 흐름</w:t>
+        <w:t>6.6 CUST-04 → CONS-02 → TECH-02 화면 흐름</w:t>
       </w:r>
     </w:p>
     <w:p>
@@ -14350,6 +15057,128 @@
         </w:tc>
       </w:tr>
       <w:tr>
+        <w:tc>
+          <w:tcPr>
+            <w:cnfStyle w:val="001000000000" w:firstRow="0" w:lastRow="0" w:firstColumn="1" w:lastColumn="0" w:oddVBand="0" w:evenVBand="0" w:oddHBand="0" w:evenHBand="0" w:firstRowFirstColumn="0" w:firstRowLastColumn="0" w:lastRowFirstColumn="0" w:lastRowLastColumn="0"/>
+            <w:tcW w:w="1242" w:type="dxa"/>
+            <w:hideMark/>
+          </w:tcPr>
+          <w:p>
+            <w:pPr>
+              <w:pStyle w:val="a0"/>
+              <w:numPr>
+                <w:ilvl w:val="0"/>
+                <w:numId w:val="0"/>
+              </w:numPr>
+              <w:spacing w:after="30" w:line="252" w:lineRule="auto"/>
+              <w:rPr>
+                <w:sz w:val="17"/>
+                <w:szCs w:val="17"/>
+                <w:lang w:eastAsia="ko-KR"/>
+              </w:rPr>
+            </w:pPr>
+            <w:r>
+              <w:rPr>
+                <w:sz w:val="17"/>
+                <w:szCs w:val="17"/>
+                <w:lang w:eastAsia="ko-KR"/>
+              </w:rPr>
+              <w:t>CONS-04</w:t>
+            </w:r>
+          </w:p>
+        </w:tc>
+        <w:tc>
+          <w:tcPr>
+            <w:tcW w:w="1820" w:type="dxa"/>
+            <w:hideMark/>
+          </w:tcPr>
+          <w:p>
+            <w:pPr>
+              <w:pStyle w:val="a0"/>
+              <w:numPr>
+                <w:ilvl w:val="0"/>
+                <w:numId w:val="0"/>
+              </w:numPr>
+              <w:spacing w:after="30" w:line="252" w:lineRule="auto"/>
+              <w:cnfStyle w:val="000000000000" w:firstRow="0" w:lastRow="0" w:firstColumn="0" w:lastColumn="0" w:oddVBand="0" w:evenVBand="0" w:oddHBand="0" w:evenHBand="0" w:firstRowFirstColumn="0" w:firstRowLastColumn="0" w:lastRowFirstColumn="0" w:lastRowLastColumn="0"/>
+              <w:rPr>
+                <w:sz w:val="17"/>
+                <w:szCs w:val="17"/>
+                <w:lang w:eastAsia="ko-KR"/>
+              </w:rPr>
+            </w:pPr>
+            <w:r>
+              <w:rPr>
+                <w:sz w:val="17"/>
+                <w:szCs w:val="17"/>
+                <w:lang w:eastAsia="ko-KR"/>
+              </w:rPr>
+              <w:t>전화 문의 등록</w:t>
+            </w:r>
+          </w:p>
+        </w:tc>
+        <w:tc>
+          <w:tcPr>
+            <w:tcW w:w="0" w:type="auto"/>
+            <w:hideMark/>
+          </w:tcPr>
+          <w:p>
+            <w:pPr>
+              <w:pStyle w:val="a0"/>
+              <w:numPr>
+                <w:ilvl w:val="0"/>
+                <w:numId w:val="0"/>
+              </w:numPr>
+              <w:spacing w:after="30" w:line="252" w:lineRule="auto"/>
+              <w:cnfStyle w:val="000000000000" w:firstRow="0" w:lastRow="0" w:firstColumn="0" w:lastColumn="0" w:oddVBand="0" w:evenVBand="0" w:oddHBand="0" w:evenHBand="0" w:firstRowFirstColumn="0" w:firstRowLastColumn="0" w:lastRowFirstColumn="0" w:lastRowLastColumn="0"/>
+              <w:rPr>
+                <w:sz w:val="17"/>
+                <w:szCs w:val="17"/>
+                <w:lang w:eastAsia="ko-KR"/>
+              </w:rPr>
+            </w:pPr>
+            <w:r>
+              <w:rPr>
+                <w:sz w:val="17"/>
+                <w:szCs w:val="17"/>
+                <w:lang w:eastAsia="ko-KR"/>
+              </w:rPr>
+              <w:t>신규 요구사항 번호 확정 필요</w:t>
+            </w:r>
+          </w:p>
+        </w:tc>
+        <w:tc>
+          <w:tcPr>
+            <w:tcW w:w="0" w:type="auto"/>
+            <w:hideMark/>
+          </w:tcPr>
+          <w:p>
+            <w:pPr>
+              <w:pStyle w:val="a0"/>
+              <w:numPr>
+                <w:ilvl w:val="0"/>
+                <w:numId w:val="0"/>
+              </w:numPr>
+              <w:spacing w:after="30" w:line="252" w:lineRule="auto"/>
+              <w:cnfStyle w:val="000000000000" w:firstRow="0" w:lastRow="0" w:firstColumn="0" w:lastColumn="0" w:oddVBand="0" w:evenVBand="0" w:oddHBand="0" w:evenHBand="0" w:firstRowFirstColumn="0" w:firstRowLastColumn="0" w:lastRowFirstColumn="0" w:lastRowLastColumn="0"/>
+              <w:rPr>
+                <w:sz w:val="17"/>
+                <w:szCs w:val="17"/>
+                <w:lang w:eastAsia="ko-KR"/>
+              </w:rPr>
+            </w:pPr>
+            <w:r>
+              <w:rPr>
+                <w:sz w:val="17"/>
+                <w:szCs w:val="17"/>
+                <w:lang w:eastAsia="ko-KR"/>
+              </w:rPr>
+              <w:t>고객명·연락처 부분 검색, 기존 구독 고객·제품 선택, 고객 정보 자동 채움과 전화 문의 등록</w:t>
+            </w:r>
+          </w:p>
+        </w:tc>
+      </w:tr>
+      <w:tr>
         <w:trPr>
           <w:cnfStyle w:val="000000100000" w:firstRow="0" w:lastRow="0" w:firstColumn="0" w:lastColumn="0" w:oddVBand="0" w:evenVBand="0" w:oddHBand="1" w:evenHBand="0" w:firstRowFirstColumn="0" w:firstRowLastColumn="0" w:lastRowFirstColumn="0" w:lastRowLastColumn="0"/>
         </w:trPr>
@@ -15474,6 +16303,49 @@
                 <w:sz w:val="16"/>
               </w:rPr>
               <w:t xml:space="preserve"> 시 확정</w:t>
+            </w:r>
+          </w:p>
+        </w:tc>
+      </w:tr>
+      <w:tr>
+        <w:trPr>
+          <w:cantSplit/>
+        </w:trPr>
+        <w:tc>
+          <w:tcPr>
+            <w:tcW w:w="4800" w:type="dxa"/>
+            <w:vAlign w:val="center"/>
+          </w:tcPr>
+          <w:p>
+            <w:pPr>
+              <w:spacing w:after="0" w:line="276" w:lineRule="auto"/>
+              <w:rPr>
+                <w:lang w:eastAsia="ko-KR"/>
+              </w:rPr>
+            </w:pPr>
+            <w:r>
+              <w:rPr>
+                <w:sz w:val="16"/>
+                <w:lang w:eastAsia="ko-KR"/>
+              </w:rPr>
+              <w:t>전화 문의 고객 검색 계약</w:t>
+            </w:r>
+          </w:p>
+        </w:tc>
+        <w:tc>
+          <w:tcPr>
+            <w:tcW w:w="5400" w:type="dxa"/>
+            <w:vAlign w:val="center"/>
+          </w:tcPr>
+          <w:p>
+            <w:pPr>
+              <w:spacing w:after="0" w:line="276" w:lineRule="auto"/>
+            </w:pPr>
+            <w:r>
+              <w:rPr>
+                <w:sz w:val="16"/>
+              </w:rPr>
+              <w:t>백엔드와 Route, 최소 검색 글자 수, 결과 DTO, 복수 구독, 권한·마스킹·오류 계약 확정</w:t>
             </w:r>
           </w:p>
         </w:tc>
